--- a/docs/test-guides/E4S_Huong_dan_kiem_thu_khi_tat_AI.docx
+++ b/docs/test-guides/E4S_Huong_dan_kiem_thu_khi_tat_AI.docx
@@ -695,7 +695,7 @@
         <w:pStyle w:val="ListNumber"/>
       </w:pPr>
       <w:r>
-        <w:t>Trong Từ vựng, tải ảnh từ máy hoặc dán URL ảnh phù hợp cho từng từ. Trong Phát âm/Nghe/Nói, tải file audio hoặc dán URL audio theo trường trên màn; nếu không có file, Phát âm và Nghe dùng Text-to-Speech từ nội dung đã nhập. Nghe phải có transcript, câu hỏi, 4 lựa chọn và đáp án; Nói phải có câu mẫu.</w:t>
+        <w:t>Trong Từ vựng, tải ảnh từ máy hoặc dán URL ảnh phù hợp cho từng từ; có thể để trống ảnh khi không có ảnh đúng nghĩa. Mỗi phần Mục tiêu, Hướng dẫn, từng từ vựng, Ngữ pháp, Phát âm, Nghe, Đọc, Viết, Từ loại, Dùng từ và Nói đều có thể tải file audio hoặc dán URL audio. Nếu không có file, hệ thống đọc nội dung chữ bằng Text-to-Speech của trình duyệt, không gọi AI. Nghe phải có transcript, câu hỏi, 4 lựa chọn và đáp án; Nói phải có câu mẫu.</w:t>
       </w:r>
     </w:p>
     <w:p>
@@ -761,7 +761,7 @@
         <w:t xml:space="preserve">☐ </w:t>
       </w:r>
       <w:r>
-        <w:t>Thiếu transcript/nội dung nghe, câu mẫu hoặc đáp án bắt buộc thì hệ thống chỉ đúng phần cần sửa. File audio là lựa chọn ưu tiên; khi không có file, Text-to-Speech là phương án dự phòng không cần AI.</w:t>
+        <w:t>Thiếu transcript/nội dung nghe, câu mẫu hoặc đáp án bắt buộc thì hệ thống chỉ đúng phần cần sửa. File audio là lựa chọn ưu tiên cho mọi phần; khi không có file, Text-to-Speech đọc nội dung chữ tương ứng mà không cần AI.</w:t>
       </w:r>
     </w:p>
     <w:p>
@@ -799,7 +799,7 @@
         <w:pStyle w:val="ListNumber"/>
       </w:pPr>
       <w:r>
-        <w:t>Mở T2, học đủ phần Mục tiêu, Từ vựng, Ngữ pháp và Phát âm; bấm Đã học xong để mở Bài tập.</w:t>
+        <w:t>Mở T2 và bấm nghe thử Mục tiêu, Hướng dẫn, từng từ vựng, Ngữ pháp và Phát âm. Với mục có file, trình phát dùng file; với mục không có file, nút nghe dùng Text-to-Speech. Sau đó bấm Đã học xong để mở Bài tập.</w:t>
       </w:r>
     </w:p>
     <w:p>
@@ -1240,7 +1240,7 @@
           </w:tcPr>
           <w:p>
             <w:r>
-              <w:t>Soạn 5 bài có ảnh, audio mẫu và đủ dạng bài tập</w:t>
+              <w:t>Soạn 5 bài đủ nội dung và bài tập; trộn trường hợp có file audio với trường hợp chỉ có chữ</w:t>
             </w:r>
           </w:p>
         </w:tc>
@@ -1265,7 +1265,7 @@
           </w:tcPr>
           <w:p>
             <w:r>
-              <w:t>Lưu, duyệt và xuất bản được; nội dung đa phương tiện không mất khi tải lại</w:t>
+              <w:t>Lưu, duyệt và xuất bản được; file audio không mất khi tải lại, phần không có file vẫn nghe bằng TTS</w:t>
             </w:r>
           </w:p>
         </w:tc>
